--- a/contactbook/1st month intership doc.docx
+++ b/contactbook/1st month intership doc.docx
@@ -5,17 +5,20 @@
     <w:p>
       <w:pPr>
         <w:rPr>
+          <w:rFonts w:ascii="Times New Roman" w:hAnsi="Times New Roman" w:cs="Times New Roman"/>
           <w:lang w:val="en-US"/>
         </w:rPr>
       </w:pPr>
       <w:r>
         <w:rPr>
+          <w:rFonts w:ascii="Times New Roman" w:hAnsi="Times New Roman" w:cs="Times New Roman"/>
           <w:lang w:val="en-US"/>
         </w:rPr>
         <w:t>1</w:t>
       </w:r>
       <w:r>
         <w:rPr>
+          <w:rFonts w:ascii="Times New Roman" w:hAnsi="Times New Roman" w:cs="Times New Roman"/>
           <w:vertAlign w:val="superscript"/>
           <w:lang w:val="en-US"/>
         </w:rPr>
@@ -23,6 +26,7 @@
       </w:r>
       <w:r>
         <w:rPr>
+          <w:rFonts w:ascii="Times New Roman" w:hAnsi="Times New Roman" w:cs="Times New Roman"/>
           <w:lang w:val="en-US"/>
         </w:rPr>
         <w:t xml:space="preserve">Month </w:t>
@@ -30,6 +34,7 @@
       <w:proofErr w:type="spellStart"/>
       <w:r>
         <w:rPr>
+          <w:rFonts w:ascii="Times New Roman" w:hAnsi="Times New Roman" w:cs="Times New Roman"/>
           <w:lang w:val="en-US"/>
         </w:rPr>
         <w:t>Intership</w:t>
@@ -37,6 +42,7 @@
       <w:proofErr w:type="spellEnd"/>
       <w:r>
         <w:rPr>
+          <w:rFonts w:ascii="Times New Roman" w:hAnsi="Times New Roman" w:cs="Times New Roman"/>
           <w:lang w:val="en-US"/>
         </w:rPr>
         <w:t xml:space="preserve"> </w:t>
@@ -45,12 +51,14 @@
     <w:p>
       <w:pPr>
         <w:rPr>
-          <w:b/>
-          <w:bCs/>
-        </w:rPr>
-      </w:pPr>
-      <w:r>
-        <w:rPr>
+          <w:rFonts w:ascii="Times New Roman" w:hAnsi="Times New Roman" w:cs="Times New Roman"/>
+          <w:b/>
+          <w:bCs/>
+        </w:rPr>
+      </w:pPr>
+      <w:r>
+        <w:rPr>
+          <w:rFonts w:ascii="Times New Roman" w:hAnsi="Times New Roman" w:cs="Times New Roman"/>
           <w:b/>
           <w:bCs/>
         </w:rPr>
@@ -58,8 +66,14 @@
       </w:r>
     </w:p>
     <w:p>
-      <w:r>
-        <w:rPr>
+      <w:pPr>
+        <w:rPr>
+          <w:rFonts w:ascii="Times New Roman" w:hAnsi="Times New Roman" w:cs="Times New Roman"/>
+        </w:rPr>
+      </w:pPr>
+      <w:r>
+        <w:rPr>
+          <w:rFonts w:ascii="Times New Roman" w:hAnsi="Times New Roman" w:cs="Times New Roman"/>
           <w:b/>
           <w:bCs/>
         </w:rPr>
@@ -75,6 +89,7 @@
       </w:r>
       <w:r>
         <w:rPr>
+          <w:rFonts w:ascii="Times New Roman" w:hAnsi="Times New Roman" w:cs="Times New Roman"/>
           <w:b/>
           <w:bCs/>
         </w:rPr>
@@ -82,30 +97,50 @@
       </w:r>
     </w:p>
     <w:p>
-      <w:r>
+      <w:pPr>
+        <w:rPr>
+          <w:rFonts w:ascii="Times New Roman" w:hAnsi="Times New Roman" w:cs="Times New Roman"/>
+        </w:rPr>
+      </w:pPr>
+      <w:r>
+        <w:rPr>
+          <w:rFonts w:ascii="Times New Roman" w:hAnsi="Times New Roman" w:cs="Times New Roman"/>
+        </w:rPr>
         <w:t xml:space="preserve">The </w:t>
       </w:r>
       <w:r>
         <w:rPr>
+          <w:rFonts w:ascii="Times New Roman" w:hAnsi="Times New Roman" w:cs="Times New Roman"/>
           <w:b/>
           <w:bCs/>
         </w:rPr>
         <w:t>Command-Line Contact Book Application</w:t>
       </w:r>
       <w:r>
+        <w:rPr>
+          <w:rFonts w:ascii="Times New Roman" w:hAnsi="Times New Roman" w:cs="Times New Roman"/>
+        </w:rPr>
         <w:t xml:space="preserve"> is a beginner-level Python </w:t>
       </w:r>
       <w:proofErr w:type="gramStart"/>
       <w:r>
-        <w:t xml:space="preserve">project </w:t>
-      </w:r>
-      <w:r>
-        <w:t>.</w:t>
+        <w:rPr>
+          <w:rFonts w:ascii="Times New Roman" w:hAnsi="Times New Roman" w:cs="Times New Roman"/>
+        </w:rPr>
+        <w:t>project .</w:t>
       </w:r>
       <w:proofErr w:type="gramEnd"/>
     </w:p>
     <w:p>
-      <w:r>
+      <w:pPr>
+        <w:rPr>
+          <w:rFonts w:ascii="Times New Roman" w:hAnsi="Times New Roman" w:cs="Times New Roman"/>
+        </w:rPr>
+      </w:pPr>
+      <w:r>
+        <w:rPr>
+          <w:rFonts w:ascii="Times New Roman" w:hAnsi="Times New Roman" w:cs="Times New Roman"/>
+        </w:rPr>
         <w:t>This project demonstrates understanding of:</w:t>
       </w:r>
     </w:p>
@@ -115,8 +150,14 @@
           <w:ilvl w:val="0"/>
           <w:numId w:val="1"/>
         </w:numPr>
-      </w:pPr>
-      <w:r>
+        <w:rPr>
+          <w:rFonts w:ascii="Times New Roman" w:hAnsi="Times New Roman" w:cs="Times New Roman"/>
+        </w:rPr>
+      </w:pPr>
+      <w:r>
+        <w:rPr>
+          <w:rFonts w:ascii="Times New Roman" w:hAnsi="Times New Roman" w:cs="Times New Roman"/>
+        </w:rPr>
         <w:t>Python syntax</w:t>
       </w:r>
     </w:p>
@@ -126,8 +167,14 @@
           <w:ilvl w:val="0"/>
           <w:numId w:val="1"/>
         </w:numPr>
-      </w:pPr>
-      <w:r>
+        <w:rPr>
+          <w:rFonts w:ascii="Times New Roman" w:hAnsi="Times New Roman" w:cs="Times New Roman"/>
+        </w:rPr>
+      </w:pPr>
+      <w:r>
+        <w:rPr>
+          <w:rFonts w:ascii="Times New Roman" w:hAnsi="Times New Roman" w:cs="Times New Roman"/>
+        </w:rPr>
         <w:t>Variables and data types</w:t>
       </w:r>
     </w:p>
@@ -137,8 +184,14 @@
           <w:ilvl w:val="0"/>
           <w:numId w:val="1"/>
         </w:numPr>
-      </w:pPr>
-      <w:r>
+        <w:rPr>
+          <w:rFonts w:ascii="Times New Roman" w:hAnsi="Times New Roman" w:cs="Times New Roman"/>
+        </w:rPr>
+      </w:pPr>
+      <w:r>
+        <w:rPr>
+          <w:rFonts w:ascii="Times New Roman" w:hAnsi="Times New Roman" w:cs="Times New Roman"/>
+        </w:rPr>
         <w:t>Conditionals and loops</w:t>
       </w:r>
     </w:p>
@@ -148,8 +201,14 @@
           <w:ilvl w:val="0"/>
           <w:numId w:val="1"/>
         </w:numPr>
-      </w:pPr>
-      <w:r>
+        <w:rPr>
+          <w:rFonts w:ascii="Times New Roman" w:hAnsi="Times New Roman" w:cs="Times New Roman"/>
+        </w:rPr>
+      </w:pPr>
+      <w:r>
+        <w:rPr>
+          <w:rFonts w:ascii="Times New Roman" w:hAnsi="Times New Roman" w:cs="Times New Roman"/>
+        </w:rPr>
         <w:t>Input/output handling</w:t>
       </w:r>
     </w:p>
@@ -159,19 +218,39 @@
           <w:ilvl w:val="0"/>
           <w:numId w:val="1"/>
         </w:numPr>
-      </w:pPr>
-      <w:r>
+        <w:rPr>
+          <w:rFonts w:ascii="Times New Roman" w:hAnsi="Times New Roman" w:cs="Times New Roman"/>
+        </w:rPr>
+      </w:pPr>
+      <w:r>
+        <w:rPr>
+          <w:rFonts w:ascii="Times New Roman" w:hAnsi="Times New Roman" w:cs="Times New Roman"/>
+        </w:rPr>
         <w:t>File handling</w:t>
       </w:r>
     </w:p>
     <w:p>
-      <w:r>
+      <w:pPr>
+        <w:rPr>
+          <w:rFonts w:ascii="Times New Roman" w:hAnsi="Times New Roman" w:cs="Times New Roman"/>
+        </w:rPr>
+      </w:pPr>
+      <w:r>
+        <w:rPr>
+          <w:rFonts w:ascii="Times New Roman" w:hAnsi="Times New Roman" w:cs="Times New Roman"/>
+        </w:rPr>
         <w:t>The application allows users to store and manage contact details using a text file.</w:t>
       </w:r>
     </w:p>
     <w:p>
-      <w:r>
-        <w:rPr>
+      <w:pPr>
+        <w:rPr>
+          <w:rFonts w:ascii="Times New Roman" w:hAnsi="Times New Roman" w:cs="Times New Roman"/>
+        </w:rPr>
+      </w:pPr>
+      <w:r>
+        <w:rPr>
+          <w:rFonts w:ascii="Times New Roman" w:hAnsi="Times New Roman" w:cs="Times New Roman"/>
           <w:b/>
           <w:bCs/>
         </w:rPr>
@@ -187,6 +266,7 @@
       </w:r>
       <w:r>
         <w:rPr>
+          <w:rFonts w:ascii="Times New Roman" w:hAnsi="Times New Roman" w:cs="Times New Roman"/>
           <w:b/>
           <w:bCs/>
         </w:rPr>
@@ -194,17 +274,41 @@
       </w:r>
     </w:p>
     <w:p>
-      <w:r>
+      <w:pPr>
+        <w:rPr>
+          <w:rFonts w:ascii="Times New Roman" w:hAnsi="Times New Roman" w:cs="Times New Roman"/>
+        </w:rPr>
+      </w:pPr>
+      <w:r>
+        <w:rPr>
+          <w:rFonts w:ascii="Times New Roman" w:hAnsi="Times New Roman" w:cs="Times New Roman"/>
+        </w:rPr>
         <w:t xml:space="preserve">Based on the learning goals in the document </w:t>
       </w:r>
     </w:p>
     <w:p>
-      <w:r>
+      <w:pPr>
+        <w:rPr>
+          <w:rFonts w:ascii="Times New Roman" w:hAnsi="Times New Roman" w:cs="Times New Roman"/>
+        </w:rPr>
+      </w:pPr>
+      <w:r>
+        <w:rPr>
+          <w:rFonts w:ascii="Times New Roman" w:hAnsi="Times New Roman" w:cs="Times New Roman"/>
+        </w:rPr>
         <w:t>MONTH 1 PYTHON FUNDAMENTALS</w:t>
       </w:r>
     </w:p>
     <w:p>
-      <w:r>
+      <w:pPr>
+        <w:rPr>
+          <w:rFonts w:ascii="Times New Roman" w:hAnsi="Times New Roman" w:cs="Times New Roman"/>
+        </w:rPr>
+      </w:pPr>
+      <w:r>
+        <w:rPr>
+          <w:rFonts w:ascii="Times New Roman" w:hAnsi="Times New Roman" w:cs="Times New Roman"/>
+        </w:rPr>
         <w:t>, this project applies:</w:t>
       </w:r>
     </w:p>
@@ -221,8 +325,8 @@
         <w:tblLook w:val="04A0" w:firstRow="1" w:lastRow="0" w:firstColumn="1" w:lastColumn="0" w:noHBand="0" w:noVBand="1"/>
       </w:tblPr>
       <w:tblGrid>
-        <w:gridCol w:w="2420"/>
-        <w:gridCol w:w="3421"/>
+        <w:gridCol w:w="2354"/>
+        <w:gridCol w:w="3275"/>
       </w:tblGrid>
       <w:tr>
         <w:trPr>
@@ -238,12 +342,14 @@
           <w:p>
             <w:pPr>
               <w:rPr>
+                <w:rFonts w:ascii="Times New Roman" w:hAnsi="Times New Roman" w:cs="Times New Roman"/>
                 <w:b/>
                 <w:bCs/>
               </w:rPr>
             </w:pPr>
             <w:r>
               <w:rPr>
+                <w:rFonts w:ascii="Times New Roman" w:hAnsi="Times New Roman" w:cs="Times New Roman"/>
                 <w:b/>
                 <w:bCs/>
               </w:rPr>
@@ -260,12 +366,14 @@
           <w:p>
             <w:pPr>
               <w:rPr>
+                <w:rFonts w:ascii="Times New Roman" w:hAnsi="Times New Roman" w:cs="Times New Roman"/>
                 <w:b/>
                 <w:bCs/>
               </w:rPr>
             </w:pPr>
             <w:r>
               <w:rPr>
+                <w:rFonts w:ascii="Times New Roman" w:hAnsi="Times New Roman" w:cs="Times New Roman"/>
                 <w:b/>
                 <w:bCs/>
               </w:rPr>
@@ -285,7 +393,15 @@
             <w:hideMark/>
           </w:tcPr>
           <w:p>
+            <w:pPr>
+              <w:rPr>
+                <w:rFonts w:ascii="Times New Roman" w:hAnsi="Times New Roman" w:cs="Times New Roman"/>
+              </w:rPr>
+            </w:pPr>
             <w:r>
+              <w:rPr>
+                <w:rFonts w:ascii="Times New Roman" w:hAnsi="Times New Roman" w:cs="Times New Roman"/>
+              </w:rPr>
               <w:t>Variables &amp; Data Types</w:t>
             </w:r>
           </w:p>
@@ -297,7 +413,15 @@
             <w:hideMark/>
           </w:tcPr>
           <w:p>
+            <w:pPr>
+              <w:rPr>
+                <w:rFonts w:ascii="Times New Roman" w:hAnsi="Times New Roman" w:cs="Times New Roman"/>
+              </w:rPr>
+            </w:pPr>
             <w:r>
+              <w:rPr>
+                <w:rFonts w:ascii="Times New Roman" w:hAnsi="Times New Roman" w:cs="Times New Roman"/>
+              </w:rPr>
               <w:t>Store name, phone number</w:t>
             </w:r>
           </w:p>
@@ -314,7 +438,15 @@
             <w:hideMark/>
           </w:tcPr>
           <w:p>
+            <w:pPr>
+              <w:rPr>
+                <w:rFonts w:ascii="Times New Roman" w:hAnsi="Times New Roman" w:cs="Times New Roman"/>
+              </w:rPr>
+            </w:pPr>
             <w:r>
+              <w:rPr>
+                <w:rFonts w:ascii="Times New Roman" w:hAnsi="Times New Roman" w:cs="Times New Roman"/>
+              </w:rPr>
               <w:t>Conditionals</w:t>
             </w:r>
           </w:p>
@@ -326,15 +458,29 @@
             <w:hideMark/>
           </w:tcPr>
           <w:p>
+            <w:pPr>
+              <w:rPr>
+                <w:rFonts w:ascii="Times New Roman" w:hAnsi="Times New Roman" w:cs="Times New Roman"/>
+              </w:rPr>
+            </w:pPr>
             <w:r>
+              <w:rPr>
+                <w:rFonts w:ascii="Times New Roman" w:hAnsi="Times New Roman" w:cs="Times New Roman"/>
+              </w:rPr>
               <w:t>Menu selection (if-</w:t>
             </w:r>
             <w:proofErr w:type="spellStart"/>
             <w:r>
+              <w:rPr>
+                <w:rFonts w:ascii="Times New Roman" w:hAnsi="Times New Roman" w:cs="Times New Roman"/>
+              </w:rPr>
               <w:t>elif</w:t>
             </w:r>
             <w:proofErr w:type="spellEnd"/>
             <w:r>
+              <w:rPr>
+                <w:rFonts w:ascii="Times New Roman" w:hAnsi="Times New Roman" w:cs="Times New Roman"/>
+              </w:rPr>
               <w:t>)</w:t>
             </w:r>
           </w:p>
@@ -351,7 +497,15 @@
             <w:hideMark/>
           </w:tcPr>
           <w:p>
+            <w:pPr>
+              <w:rPr>
+                <w:rFonts w:ascii="Times New Roman" w:hAnsi="Times New Roman" w:cs="Times New Roman"/>
+              </w:rPr>
+            </w:pPr>
             <w:r>
+              <w:rPr>
+                <w:rFonts w:ascii="Times New Roman" w:hAnsi="Times New Roman" w:cs="Times New Roman"/>
+              </w:rPr>
               <w:t>Loops</w:t>
             </w:r>
           </w:p>
@@ -363,7 +517,15 @@
             <w:hideMark/>
           </w:tcPr>
           <w:p>
+            <w:pPr>
+              <w:rPr>
+                <w:rFonts w:ascii="Times New Roman" w:hAnsi="Times New Roman" w:cs="Times New Roman"/>
+              </w:rPr>
+            </w:pPr>
             <w:r>
+              <w:rPr>
+                <w:rFonts w:ascii="Times New Roman" w:hAnsi="Times New Roman" w:cs="Times New Roman"/>
+              </w:rPr>
               <w:t>Menu repetition using while loop</w:t>
             </w:r>
           </w:p>
@@ -380,7 +542,15 @@
             <w:hideMark/>
           </w:tcPr>
           <w:p>
+            <w:pPr>
+              <w:rPr>
+                <w:rFonts w:ascii="Times New Roman" w:hAnsi="Times New Roman" w:cs="Times New Roman"/>
+              </w:rPr>
+            </w:pPr>
             <w:r>
+              <w:rPr>
+                <w:rFonts w:ascii="Times New Roman" w:hAnsi="Times New Roman" w:cs="Times New Roman"/>
+              </w:rPr>
               <w:t>Input/Output</w:t>
             </w:r>
           </w:p>
@@ -392,20 +562,37 @@
             <w:hideMark/>
           </w:tcPr>
           <w:p>
+            <w:pPr>
+              <w:rPr>
+                <w:rFonts w:ascii="Times New Roman" w:hAnsi="Times New Roman" w:cs="Times New Roman"/>
+              </w:rPr>
+            </w:pPr>
             <w:proofErr w:type="gramStart"/>
             <w:r>
+              <w:rPr>
+                <w:rFonts w:ascii="Times New Roman" w:hAnsi="Times New Roman" w:cs="Times New Roman"/>
+              </w:rPr>
               <w:t>input(</w:t>
             </w:r>
             <w:proofErr w:type="gramEnd"/>
             <w:r>
+              <w:rPr>
+                <w:rFonts w:ascii="Times New Roman" w:hAnsi="Times New Roman" w:cs="Times New Roman"/>
+              </w:rPr>
               <w:t xml:space="preserve">) and </w:t>
             </w:r>
             <w:proofErr w:type="gramStart"/>
             <w:r>
+              <w:rPr>
+                <w:rFonts w:ascii="Times New Roman" w:hAnsi="Times New Roman" w:cs="Times New Roman"/>
+              </w:rPr>
               <w:t>print(</w:t>
             </w:r>
             <w:proofErr w:type="gramEnd"/>
             <w:r>
+              <w:rPr>
+                <w:rFonts w:ascii="Times New Roman" w:hAnsi="Times New Roman" w:cs="Times New Roman"/>
+              </w:rPr>
               <w:t>)</w:t>
             </w:r>
           </w:p>
@@ -422,7 +609,15 @@
             <w:hideMark/>
           </w:tcPr>
           <w:p>
+            <w:pPr>
+              <w:rPr>
+                <w:rFonts w:ascii="Times New Roman" w:hAnsi="Times New Roman" w:cs="Times New Roman"/>
+              </w:rPr>
+            </w:pPr>
             <w:r>
+              <w:rPr>
+                <w:rFonts w:ascii="Times New Roman" w:hAnsi="Times New Roman" w:cs="Times New Roman"/>
+              </w:rPr>
               <w:t>File Handling</w:t>
             </w:r>
           </w:p>
@@ -434,23 +629,39 @@
             <w:hideMark/>
           </w:tcPr>
           <w:p>
+            <w:pPr>
+              <w:rPr>
+                <w:rFonts w:ascii="Times New Roman" w:hAnsi="Times New Roman" w:cs="Times New Roman"/>
+              </w:rPr>
+            </w:pPr>
             <w:r>
+              <w:rPr>
+                <w:rFonts w:ascii="Times New Roman" w:hAnsi="Times New Roman" w:cs="Times New Roman"/>
+              </w:rPr>
               <w:t>Read and write contacts.txt</w:t>
             </w:r>
           </w:p>
         </w:tc>
       </w:tr>
     </w:tbl>
-    <w:p/>
-    <w:p>
-      <w:pPr>
-        <w:rPr>
-          <w:b/>
-          <w:bCs/>
-        </w:rPr>
-      </w:pPr>
-      <w:r>
-        <w:rPr>
+    <w:p>
+      <w:pPr>
+        <w:rPr>
+          <w:rFonts w:ascii="Times New Roman" w:hAnsi="Times New Roman" w:cs="Times New Roman"/>
+        </w:rPr>
+      </w:pPr>
+    </w:p>
+    <w:p>
+      <w:pPr>
+        <w:rPr>
+          <w:rFonts w:ascii="Times New Roman" w:hAnsi="Times New Roman" w:cs="Times New Roman"/>
+          <w:b/>
+          <w:bCs/>
+        </w:rPr>
+      </w:pPr>
+      <w:r>
+        <w:rPr>
+          <w:rFonts w:ascii="Times New Roman" w:hAnsi="Times New Roman" w:cs="Times New Roman"/>
           <w:b/>
           <w:bCs/>
         </w:rPr>
@@ -466,6 +677,7 @@
       </w:r>
       <w:r>
         <w:rPr>
+          <w:rFonts w:ascii="Times New Roman" w:hAnsi="Times New Roman" w:cs="Times New Roman"/>
           <w:b/>
           <w:bCs/>
         </w:rPr>
@@ -478,8 +690,14 @@
           <w:ilvl w:val="0"/>
           <w:numId w:val="2"/>
         </w:numPr>
-      </w:pPr>
-      <w:r>
+        <w:rPr>
+          <w:rFonts w:ascii="Times New Roman" w:hAnsi="Times New Roman" w:cs="Times New Roman"/>
+        </w:rPr>
+      </w:pPr>
+      <w:r>
+        <w:rPr>
+          <w:rFonts w:ascii="Times New Roman" w:hAnsi="Times New Roman" w:cs="Times New Roman"/>
+        </w:rPr>
         <w:t>Python 3.x</w:t>
       </w:r>
     </w:p>
@@ -489,8 +707,14 @@
           <w:ilvl w:val="0"/>
           <w:numId w:val="2"/>
         </w:numPr>
-      </w:pPr>
-      <w:r>
+        <w:rPr>
+          <w:rFonts w:ascii="Times New Roman" w:hAnsi="Times New Roman" w:cs="Times New Roman"/>
+        </w:rPr>
+      </w:pPr>
+      <w:r>
+        <w:rPr>
+          <w:rFonts w:ascii="Times New Roman" w:hAnsi="Times New Roman" w:cs="Times New Roman"/>
+        </w:rPr>
         <w:t>Command Prompt / Terminal</w:t>
       </w:r>
     </w:p>
@@ -500,100 +724,137 @@
           <w:ilvl w:val="0"/>
           <w:numId w:val="2"/>
         </w:numPr>
-      </w:pPr>
-      <w:r>
+        <w:rPr>
+          <w:rFonts w:ascii="Times New Roman" w:hAnsi="Times New Roman" w:cs="Times New Roman"/>
+        </w:rPr>
+      </w:pPr>
+      <w:r>
+        <w:rPr>
+          <w:rFonts w:ascii="Times New Roman" w:hAnsi="Times New Roman" w:cs="Times New Roman"/>
+        </w:rPr>
         <w:t>Text Editor (VS Code / Notepad++)</w:t>
       </w:r>
     </w:p>
     <w:p>
       <w:pPr>
         <w:rPr>
-          <w:b/>
-          <w:bCs/>
-        </w:rPr>
-      </w:pPr>
-    </w:p>
-    <w:p>
-      <w:r>
-        <w:rPr>
-          <w:b/>
-          <w:bCs/>
+          <w:rFonts w:ascii="Times New Roman" w:hAnsi="Times New Roman" w:cs="Times New Roman"/>
+          <w:b/>
+          <w:bCs/>
+        </w:rPr>
+      </w:pPr>
+    </w:p>
+    <w:p>
+      <w:pPr>
+        <w:rPr>
+          <w:rFonts w:ascii="Times New Roman" w:hAnsi="Times New Roman" w:cs="Times New Roman"/>
+        </w:rPr>
+      </w:pPr>
+      <w:r>
+        <w:rPr>
+          <w:rFonts w:ascii="Times New Roman" w:hAnsi="Times New Roman" w:cs="Times New Roman"/>
+          <w:b/>
+          <w:bCs/>
+        </w:rPr>
+        <w:t>4️</w:t>
+      </w:r>
+      <w:r>
+        <w:rPr>
+          <w:rFonts w:ascii="Segoe UI Symbol" w:hAnsi="Segoe UI Symbol" w:cs="Segoe UI Symbol"/>
+          <w:b/>
+          <w:bCs/>
+        </w:rPr>
+        <w:t>⃣</w:t>
+      </w:r>
+      <w:r>
+        <w:rPr>
+          <w:rFonts w:ascii="Times New Roman" w:hAnsi="Times New Roman" w:cs="Times New Roman"/>
+          <w:b/>
+          <w:bCs/>
+        </w:rPr>
+        <w:t xml:space="preserve"> Project Structure</w:t>
+      </w:r>
+    </w:p>
+    <w:p>
+      <w:pPr>
+        <w:rPr>
+          <w:rFonts w:ascii="Times New Roman" w:hAnsi="Times New Roman" w:cs="Times New Roman"/>
+        </w:rPr>
+      </w:pPr>
+      <w:proofErr w:type="spellStart"/>
+      <w:r>
+        <w:rPr>
+          <w:rFonts w:ascii="Times New Roman" w:hAnsi="Times New Roman" w:cs="Times New Roman"/>
         </w:rPr>
         <w:lastRenderedPageBreak/>
-        <w:t>4️</w:t>
-      </w:r>
-      <w:r>
-        <w:rPr>
-          <w:rFonts w:ascii="Segoe UI Symbol" w:hAnsi="Segoe UI Symbol" w:cs="Segoe UI Symbol"/>
-          <w:b/>
-          <w:bCs/>
-        </w:rPr>
-        <w:t>⃣</w:t>
-      </w:r>
-      <w:r>
-        <w:rPr>
-          <w:b/>
-          <w:bCs/>
-        </w:rPr>
-        <w:t xml:space="preserve"> Project Structure</w:t>
-      </w:r>
-    </w:p>
-    <w:p>
-      <w:proofErr w:type="spellStart"/>
-      <w:r>
         <w:t>contact_book</w:t>
       </w:r>
       <w:proofErr w:type="spellEnd"/>
       <w:r>
+        <w:rPr>
+          <w:rFonts w:ascii="Times New Roman" w:hAnsi="Times New Roman" w:cs="Times New Roman"/>
+        </w:rPr>
         <w:t>/</w:t>
       </w:r>
       <w:r>
+        <w:rPr>
+          <w:rFonts w:ascii="Times New Roman" w:hAnsi="Times New Roman" w:cs="Times New Roman"/>
+        </w:rPr>
         <w:br/>
         <w:t>│</w:t>
       </w:r>
       <w:r>
+        <w:rPr>
+          <w:rFonts w:ascii="Times New Roman" w:hAnsi="Times New Roman" w:cs="Times New Roman"/>
+        </w:rPr>
         <w:br/>
       </w:r>
       <w:r>
         <w:rPr>
-          <w:rFonts w:ascii="MS Gothic" w:eastAsia="MS Gothic" w:hAnsi="MS Gothic" w:cs="MS Gothic" w:hint="eastAsia"/>
+          <w:rFonts w:ascii="Times New Roman" w:eastAsia="MS Gothic" w:hAnsi="Times New Roman" w:cs="Times New Roman"/>
         </w:rPr>
         <w:t>├</w:t>
       </w:r>
       <w:r>
         <w:rPr>
-          <w:rFonts w:ascii="Aptos" w:hAnsi="Aptos" w:cs="Aptos"/>
-        </w:rPr>
-        <w:t>──</w:t>
-      </w:r>
-      <w:r>
-        <w:t xml:space="preserve"> contact_book.py</w:t>
-      </w:r>
-      <w:r>
+          <w:rFonts w:ascii="Times New Roman" w:hAnsi="Times New Roman" w:cs="Times New Roman"/>
+        </w:rPr>
+        <w:t>── contact_book.py</w:t>
+      </w:r>
+      <w:r>
+        <w:rPr>
+          <w:rFonts w:ascii="Times New Roman" w:hAnsi="Times New Roman" w:cs="Times New Roman"/>
+        </w:rPr>
         <w:br/>
       </w:r>
       <w:r>
         <w:rPr>
-          <w:rFonts w:ascii="MS Gothic" w:eastAsia="MS Gothic" w:hAnsi="MS Gothic" w:cs="MS Gothic" w:hint="eastAsia"/>
+          <w:rFonts w:ascii="Times New Roman" w:eastAsia="MS Gothic" w:hAnsi="Times New Roman" w:cs="Times New Roman"/>
         </w:rPr>
         <w:t>├</w:t>
       </w:r>
       <w:r>
         <w:rPr>
-          <w:rFonts w:ascii="Aptos" w:hAnsi="Aptos" w:cs="Aptos"/>
-        </w:rPr>
-        <w:t>──</w:t>
-      </w:r>
-      <w:r>
-        <w:t xml:space="preserve"> contacts.txt</w:t>
-      </w:r>
-      <w:r>
+          <w:rFonts w:ascii="Times New Roman" w:hAnsi="Times New Roman" w:cs="Times New Roman"/>
+        </w:rPr>
+        <w:t>── contacts.txt</w:t>
+      </w:r>
+      <w:r>
+        <w:rPr>
+          <w:rFonts w:ascii="Times New Roman" w:hAnsi="Times New Roman" w:cs="Times New Roman"/>
+        </w:rPr>
         <w:br/>
       </w:r>
     </w:p>
     <w:p>
-      <w:r>
-        <w:rPr>
+      <w:pPr>
+        <w:rPr>
+          <w:rFonts w:ascii="Times New Roman" w:hAnsi="Times New Roman" w:cs="Times New Roman"/>
+        </w:rPr>
+      </w:pPr>
+      <w:r>
+        <w:rPr>
+          <w:rFonts w:ascii="Times New Roman" w:hAnsi="Times New Roman" w:cs="Times New Roman"/>
           <w:b/>
           <w:bCs/>
         </w:rPr>
@@ -609,6 +870,7 @@
       </w:r>
       <w:r>
         <w:rPr>
+          <w:rFonts w:ascii="Times New Roman" w:hAnsi="Times New Roman" w:cs="Times New Roman"/>
           <w:b/>
           <w:bCs/>
         </w:rPr>
@@ -616,7 +878,15 @@
       </w:r>
     </w:p>
     <w:p>
-      <w:r>
+      <w:pPr>
+        <w:rPr>
+          <w:rFonts w:ascii="Times New Roman" w:hAnsi="Times New Roman" w:cs="Times New Roman"/>
+        </w:rPr>
+      </w:pPr>
+      <w:r>
+        <w:rPr>
+          <w:rFonts w:ascii="Times New Roman" w:hAnsi="Times New Roman" w:cs="Times New Roman"/>
+        </w:rPr>
         <w:t>The system must:</w:t>
       </w:r>
     </w:p>
@@ -626,8 +896,14 @@
           <w:ilvl w:val="0"/>
           <w:numId w:val="3"/>
         </w:numPr>
-      </w:pPr>
-      <w:r>
+        <w:rPr>
+          <w:rFonts w:ascii="Times New Roman" w:hAnsi="Times New Roman" w:cs="Times New Roman"/>
+        </w:rPr>
+      </w:pPr>
+      <w:r>
+        <w:rPr>
+          <w:rFonts w:ascii="Times New Roman" w:hAnsi="Times New Roman" w:cs="Times New Roman"/>
+        </w:rPr>
         <w:t>Add a new contact</w:t>
       </w:r>
     </w:p>
@@ -637,8 +913,14 @@
           <w:ilvl w:val="0"/>
           <w:numId w:val="3"/>
         </w:numPr>
-      </w:pPr>
-      <w:r>
+        <w:rPr>
+          <w:rFonts w:ascii="Times New Roman" w:hAnsi="Times New Roman" w:cs="Times New Roman"/>
+        </w:rPr>
+      </w:pPr>
+      <w:r>
+        <w:rPr>
+          <w:rFonts w:ascii="Times New Roman" w:hAnsi="Times New Roman" w:cs="Times New Roman"/>
+        </w:rPr>
         <w:t>View all contacts</w:t>
       </w:r>
     </w:p>
@@ -648,8 +930,14 @@
           <w:ilvl w:val="0"/>
           <w:numId w:val="3"/>
         </w:numPr>
-      </w:pPr>
-      <w:r>
+        <w:rPr>
+          <w:rFonts w:ascii="Times New Roman" w:hAnsi="Times New Roman" w:cs="Times New Roman"/>
+        </w:rPr>
+      </w:pPr>
+      <w:r>
+        <w:rPr>
+          <w:rFonts w:ascii="Times New Roman" w:hAnsi="Times New Roman" w:cs="Times New Roman"/>
+        </w:rPr>
         <w:t>Search contact by name</w:t>
       </w:r>
     </w:p>
@@ -659,14 +947,26 @@
           <w:ilvl w:val="0"/>
           <w:numId w:val="3"/>
         </w:numPr>
-      </w:pPr>
-      <w:r>
+        <w:rPr>
+          <w:rFonts w:ascii="Times New Roman" w:hAnsi="Times New Roman" w:cs="Times New Roman"/>
+        </w:rPr>
+      </w:pPr>
+      <w:r>
+        <w:rPr>
+          <w:rFonts w:ascii="Times New Roman" w:hAnsi="Times New Roman" w:cs="Times New Roman"/>
+        </w:rPr>
         <w:t>Exit program</w:t>
       </w:r>
     </w:p>
     <w:p>
-      <w:r>
-        <w:rPr>
+      <w:pPr>
+        <w:rPr>
+          <w:rFonts w:ascii="Times New Roman" w:hAnsi="Times New Roman" w:cs="Times New Roman"/>
+        </w:rPr>
+      </w:pPr>
+      <w:r>
+        <w:rPr>
+          <w:rFonts w:ascii="Times New Roman" w:hAnsi="Times New Roman" w:cs="Times New Roman"/>
           <w:b/>
           <w:bCs/>
         </w:rPr>
@@ -682,6 +982,7 @@
       </w:r>
       <w:r>
         <w:rPr>
+          <w:rFonts w:ascii="Times New Roman" w:hAnsi="Times New Roman" w:cs="Times New Roman"/>
           <w:b/>
           <w:bCs/>
         </w:rPr>
@@ -691,12 +992,14 @@
     <w:p>
       <w:pPr>
         <w:rPr>
-          <w:b/>
-          <w:bCs/>
-        </w:rPr>
-      </w:pPr>
-      <w:r>
-        <w:rPr>
+          <w:rFonts w:ascii="Times New Roman" w:hAnsi="Times New Roman" w:cs="Times New Roman"/>
+          <w:b/>
+          <w:bCs/>
+        </w:rPr>
+      </w:pPr>
+      <w:r>
+        <w:rPr>
+          <w:rFonts w:ascii="Times New Roman" w:hAnsi="Times New Roman" w:cs="Times New Roman"/>
           <w:b/>
           <w:bCs/>
         </w:rPr>
@@ -704,23 +1007,48 @@
       </w:r>
     </w:p>
     <w:p>
-      <w:r>
+      <w:pPr>
+        <w:rPr>
+          <w:rFonts w:ascii="Times New Roman" w:hAnsi="Times New Roman" w:cs="Times New Roman"/>
+        </w:rPr>
+      </w:pPr>
+      <w:r>
+        <w:rPr>
+          <w:rFonts w:ascii="Times New Roman" w:hAnsi="Times New Roman" w:cs="Times New Roman"/>
+        </w:rPr>
         <w:t>User sees options:</w:t>
       </w:r>
     </w:p>
     <w:p>
-      <w:r>
+      <w:pPr>
+        <w:rPr>
+          <w:rFonts w:ascii="Times New Roman" w:hAnsi="Times New Roman" w:cs="Times New Roman"/>
+        </w:rPr>
+      </w:pPr>
+      <w:r>
+        <w:rPr>
+          <w:rFonts w:ascii="Times New Roman" w:hAnsi="Times New Roman" w:cs="Times New Roman"/>
+        </w:rPr>
         <w:t>1. Add Contact</w:t>
       </w:r>
       <w:r>
+        <w:rPr>
+          <w:rFonts w:ascii="Times New Roman" w:hAnsi="Times New Roman" w:cs="Times New Roman"/>
+        </w:rPr>
         <w:br/>
         <w:t>2. View Contacts</w:t>
       </w:r>
       <w:r>
+        <w:rPr>
+          <w:rFonts w:ascii="Times New Roman" w:hAnsi="Times New Roman" w:cs="Times New Roman"/>
+        </w:rPr>
         <w:br/>
         <w:t>3. Search Contact</w:t>
       </w:r>
       <w:r>
+        <w:rPr>
+          <w:rFonts w:ascii="Times New Roman" w:hAnsi="Times New Roman" w:cs="Times New Roman"/>
+        </w:rPr>
         <w:br/>
         <w:t>4. Exit</w:t>
       </w:r>
@@ -728,12 +1056,14 @@
     <w:p>
       <w:pPr>
         <w:rPr>
-          <w:b/>
-          <w:bCs/>
-        </w:rPr>
-      </w:pPr>
-      <w:r>
-        <w:rPr>
+          <w:rFonts w:ascii="Times New Roman" w:hAnsi="Times New Roman" w:cs="Times New Roman"/>
+          <w:b/>
+          <w:bCs/>
+        </w:rPr>
+      </w:pPr>
+      <w:r>
+        <w:rPr>
+          <w:rFonts w:ascii="Times New Roman" w:hAnsi="Times New Roman" w:cs="Times New Roman"/>
           <w:b/>
           <w:bCs/>
         </w:rPr>
@@ -746,8 +1076,14 @@
           <w:ilvl w:val="0"/>
           <w:numId w:val="4"/>
         </w:numPr>
-      </w:pPr>
-      <w:r>
+        <w:rPr>
+          <w:rFonts w:ascii="Times New Roman" w:hAnsi="Times New Roman" w:cs="Times New Roman"/>
+        </w:rPr>
+      </w:pPr>
+      <w:r>
+        <w:rPr>
+          <w:rFonts w:ascii="Times New Roman" w:hAnsi="Times New Roman" w:cs="Times New Roman"/>
+        </w:rPr>
         <w:t>Add → Append data to file</w:t>
       </w:r>
     </w:p>
@@ -757,8 +1093,14 @@
           <w:ilvl w:val="0"/>
           <w:numId w:val="4"/>
         </w:numPr>
-      </w:pPr>
-      <w:r>
+        <w:rPr>
+          <w:rFonts w:ascii="Times New Roman" w:hAnsi="Times New Roman" w:cs="Times New Roman"/>
+        </w:rPr>
+      </w:pPr>
+      <w:r>
+        <w:rPr>
+          <w:rFonts w:ascii="Times New Roman" w:hAnsi="Times New Roman" w:cs="Times New Roman"/>
+        </w:rPr>
         <w:t>View → Read file line by line</w:t>
       </w:r>
     </w:p>
@@ -768,8 +1110,14 @@
           <w:ilvl w:val="0"/>
           <w:numId w:val="4"/>
         </w:numPr>
-      </w:pPr>
-      <w:r>
+        <w:rPr>
+          <w:rFonts w:ascii="Times New Roman" w:hAnsi="Times New Roman" w:cs="Times New Roman"/>
+        </w:rPr>
+      </w:pPr>
+      <w:r>
+        <w:rPr>
+          <w:rFonts w:ascii="Times New Roman" w:hAnsi="Times New Roman" w:cs="Times New Roman"/>
+        </w:rPr>
         <w:t>Search → Compare names</w:t>
       </w:r>
     </w:p>
@@ -779,14 +1127,26 @@
           <w:ilvl w:val="0"/>
           <w:numId w:val="4"/>
         </w:numPr>
-      </w:pPr>
-      <w:r>
+        <w:rPr>
+          <w:rFonts w:ascii="Times New Roman" w:hAnsi="Times New Roman" w:cs="Times New Roman"/>
+        </w:rPr>
+      </w:pPr>
+      <w:r>
+        <w:rPr>
+          <w:rFonts w:ascii="Times New Roman" w:hAnsi="Times New Roman" w:cs="Times New Roman"/>
+        </w:rPr>
         <w:t>Exit → Break loop</w:t>
       </w:r>
     </w:p>
     <w:p>
-      <w:r>
-        <w:rPr>
+      <w:pPr>
+        <w:rPr>
+          <w:rFonts w:ascii="Times New Roman" w:hAnsi="Times New Roman" w:cs="Times New Roman"/>
+        </w:rPr>
+      </w:pPr>
+      <w:r>
+        <w:rPr>
+          <w:rFonts w:ascii="Times New Roman" w:hAnsi="Times New Roman" w:cs="Times New Roman"/>
           <w:b/>
           <w:bCs/>
         </w:rPr>
@@ -802,6 +1162,7 @@
       </w:r>
       <w:r>
         <w:rPr>
+          <w:rFonts w:ascii="Times New Roman" w:hAnsi="Times New Roman" w:cs="Times New Roman"/>
           <w:b/>
           <w:bCs/>
         </w:rPr>
@@ -811,12 +1172,14 @@
     <w:p>
       <w:pPr>
         <w:rPr>
-          <w:b/>
-          <w:bCs/>
-        </w:rPr>
-      </w:pPr>
-      <w:r>
-        <w:rPr>
+          <w:rFonts w:ascii="Times New Roman" w:hAnsi="Times New Roman" w:cs="Times New Roman"/>
+          <w:b/>
+          <w:bCs/>
+        </w:rPr>
+      </w:pPr>
+      <w:r>
+        <w:rPr>
+          <w:rFonts w:ascii="Times New Roman" w:hAnsi="Times New Roman" w:cs="Times New Roman"/>
           <w:b/>
           <w:bCs/>
         </w:rPr>
@@ -829,8 +1192,14 @@
           <w:ilvl w:val="0"/>
           <w:numId w:val="5"/>
         </w:numPr>
-      </w:pPr>
-      <w:r>
+        <w:rPr>
+          <w:rFonts w:ascii="Times New Roman" w:hAnsi="Times New Roman" w:cs="Times New Roman"/>
+        </w:rPr>
+      </w:pPr>
+      <w:r>
+        <w:rPr>
+          <w:rFonts w:ascii="Times New Roman" w:hAnsi="Times New Roman" w:cs="Times New Roman"/>
+        </w:rPr>
         <w:t>Start</w:t>
       </w:r>
     </w:p>
@@ -840,8 +1209,14 @@
           <w:ilvl w:val="0"/>
           <w:numId w:val="5"/>
         </w:numPr>
-      </w:pPr>
-      <w:r>
+        <w:rPr>
+          <w:rFonts w:ascii="Times New Roman" w:hAnsi="Times New Roman" w:cs="Times New Roman"/>
+        </w:rPr>
+      </w:pPr>
+      <w:r>
+        <w:rPr>
+          <w:rFonts w:ascii="Times New Roman" w:hAnsi="Times New Roman" w:cs="Times New Roman"/>
+        </w:rPr>
         <w:t>Take name input</w:t>
       </w:r>
     </w:p>
@@ -851,8 +1226,14 @@
           <w:ilvl w:val="0"/>
           <w:numId w:val="5"/>
         </w:numPr>
-      </w:pPr>
-      <w:r>
+        <w:rPr>
+          <w:rFonts w:ascii="Times New Roman" w:hAnsi="Times New Roman" w:cs="Times New Roman"/>
+        </w:rPr>
+      </w:pPr>
+      <w:r>
+        <w:rPr>
+          <w:rFonts w:ascii="Times New Roman" w:hAnsi="Times New Roman" w:cs="Times New Roman"/>
+        </w:rPr>
         <w:t>Take phone input</w:t>
       </w:r>
     </w:p>
@@ -862,8 +1243,14 @@
           <w:ilvl w:val="0"/>
           <w:numId w:val="5"/>
         </w:numPr>
-      </w:pPr>
-      <w:r>
+        <w:rPr>
+          <w:rFonts w:ascii="Times New Roman" w:hAnsi="Times New Roman" w:cs="Times New Roman"/>
+        </w:rPr>
+      </w:pPr>
+      <w:r>
+        <w:rPr>
+          <w:rFonts w:ascii="Times New Roman" w:hAnsi="Times New Roman" w:cs="Times New Roman"/>
+        </w:rPr>
         <w:t>Open file in append mode</w:t>
       </w:r>
     </w:p>
@@ -873,14 +1260,22 @@
           <w:ilvl w:val="0"/>
           <w:numId w:val="5"/>
         </w:numPr>
-      </w:pPr>
-      <w:r>
-        <w:lastRenderedPageBreak/>
+        <w:rPr>
+          <w:rFonts w:ascii="Times New Roman" w:hAnsi="Times New Roman" w:cs="Times New Roman"/>
+        </w:rPr>
+      </w:pPr>
+      <w:r>
+        <w:rPr>
+          <w:rFonts w:ascii="Times New Roman" w:hAnsi="Times New Roman" w:cs="Times New Roman"/>
+        </w:rPr>
         <w:t xml:space="preserve">Write </w:t>
       </w:r>
       <w:proofErr w:type="spellStart"/>
       <w:proofErr w:type="gramStart"/>
       <w:r>
+        <w:rPr>
+          <w:rFonts w:ascii="Times New Roman" w:hAnsi="Times New Roman" w:cs="Times New Roman"/>
+        </w:rPr>
         <w:t>name,phone</w:t>
       </w:r>
       <w:proofErr w:type="spellEnd"/>
@@ -892,8 +1287,14 @@
           <w:ilvl w:val="0"/>
           <w:numId w:val="5"/>
         </w:numPr>
-      </w:pPr>
-      <w:r>
+        <w:rPr>
+          <w:rFonts w:ascii="Times New Roman" w:hAnsi="Times New Roman" w:cs="Times New Roman"/>
+        </w:rPr>
+      </w:pPr>
+      <w:r>
+        <w:rPr>
+          <w:rFonts w:ascii="Times New Roman" w:hAnsi="Times New Roman" w:cs="Times New Roman"/>
+        </w:rPr>
         <w:t>Close file</w:t>
       </w:r>
     </w:p>
@@ -903,14 +1304,27 @@
           <w:ilvl w:val="0"/>
           <w:numId w:val="5"/>
         </w:numPr>
-      </w:pPr>
-      <w:r>
+        <w:rPr>
+          <w:rFonts w:ascii="Times New Roman" w:hAnsi="Times New Roman" w:cs="Times New Roman"/>
+        </w:rPr>
+      </w:pPr>
+      <w:r>
+        <w:rPr>
+          <w:rFonts w:ascii="Times New Roman" w:hAnsi="Times New Roman" w:cs="Times New Roman"/>
+        </w:rPr>
+        <w:lastRenderedPageBreak/>
         <w:t>Stop</w:t>
       </w:r>
     </w:p>
     <w:p>
-      <w:r>
-        <w:rPr>
+      <w:pPr>
+        <w:rPr>
+          <w:rFonts w:ascii="Times New Roman" w:hAnsi="Times New Roman" w:cs="Times New Roman"/>
+        </w:rPr>
+      </w:pPr>
+      <w:r>
+        <w:rPr>
+          <w:rFonts w:ascii="Times New Roman" w:hAnsi="Times New Roman" w:cs="Times New Roman"/>
           <w:b/>
           <w:bCs/>
         </w:rPr>
@@ -923,8 +1337,14 @@
           <w:ilvl w:val="0"/>
           <w:numId w:val="6"/>
         </w:numPr>
-      </w:pPr>
-      <w:r>
+        <w:rPr>
+          <w:rFonts w:ascii="Times New Roman" w:hAnsi="Times New Roman" w:cs="Times New Roman"/>
+        </w:rPr>
+      </w:pPr>
+      <w:r>
+        <w:rPr>
+          <w:rFonts w:ascii="Times New Roman" w:hAnsi="Times New Roman" w:cs="Times New Roman"/>
+        </w:rPr>
         <w:t>Start</w:t>
       </w:r>
     </w:p>
@@ -934,8 +1354,14 @@
           <w:ilvl w:val="0"/>
           <w:numId w:val="6"/>
         </w:numPr>
-      </w:pPr>
-      <w:r>
+        <w:rPr>
+          <w:rFonts w:ascii="Times New Roman" w:hAnsi="Times New Roman" w:cs="Times New Roman"/>
+        </w:rPr>
+      </w:pPr>
+      <w:r>
+        <w:rPr>
+          <w:rFonts w:ascii="Times New Roman" w:hAnsi="Times New Roman" w:cs="Times New Roman"/>
+        </w:rPr>
         <w:t>Take search name</w:t>
       </w:r>
     </w:p>
@@ -945,8 +1371,14 @@
           <w:ilvl w:val="0"/>
           <w:numId w:val="6"/>
         </w:numPr>
-      </w:pPr>
-      <w:r>
+        <w:rPr>
+          <w:rFonts w:ascii="Times New Roman" w:hAnsi="Times New Roman" w:cs="Times New Roman"/>
+        </w:rPr>
+      </w:pPr>
+      <w:r>
+        <w:rPr>
+          <w:rFonts w:ascii="Times New Roman" w:hAnsi="Times New Roman" w:cs="Times New Roman"/>
+        </w:rPr>
         <w:t>Open file in read mode</w:t>
       </w:r>
     </w:p>
@@ -956,8 +1388,14 @@
           <w:ilvl w:val="0"/>
           <w:numId w:val="6"/>
         </w:numPr>
-      </w:pPr>
-      <w:r>
+        <w:rPr>
+          <w:rFonts w:ascii="Times New Roman" w:hAnsi="Times New Roman" w:cs="Times New Roman"/>
+        </w:rPr>
+      </w:pPr>
+      <w:r>
+        <w:rPr>
+          <w:rFonts w:ascii="Times New Roman" w:hAnsi="Times New Roman" w:cs="Times New Roman"/>
+        </w:rPr>
         <w:t>Loop through lines</w:t>
       </w:r>
     </w:p>
@@ -967,8 +1405,14 @@
           <w:ilvl w:val="0"/>
           <w:numId w:val="6"/>
         </w:numPr>
-      </w:pPr>
-      <w:r>
+        <w:rPr>
+          <w:rFonts w:ascii="Times New Roman" w:hAnsi="Times New Roman" w:cs="Times New Roman"/>
+        </w:rPr>
+      </w:pPr>
+      <w:r>
+        <w:rPr>
+          <w:rFonts w:ascii="Times New Roman" w:hAnsi="Times New Roman" w:cs="Times New Roman"/>
+        </w:rPr>
         <w:t>Compare names</w:t>
       </w:r>
     </w:p>
@@ -978,8 +1422,14 @@
           <w:ilvl w:val="0"/>
           <w:numId w:val="6"/>
         </w:numPr>
-      </w:pPr>
-      <w:r>
+        <w:rPr>
+          <w:rFonts w:ascii="Times New Roman" w:hAnsi="Times New Roman" w:cs="Times New Roman"/>
+        </w:rPr>
+      </w:pPr>
+      <w:r>
+        <w:rPr>
+          <w:rFonts w:ascii="Times New Roman" w:hAnsi="Times New Roman" w:cs="Times New Roman"/>
+        </w:rPr>
         <w:t>If found → Print details</w:t>
       </w:r>
     </w:p>
@@ -989,8 +1439,14 @@
           <w:ilvl w:val="0"/>
           <w:numId w:val="6"/>
         </w:numPr>
-      </w:pPr>
-      <w:r>
+        <w:rPr>
+          <w:rFonts w:ascii="Times New Roman" w:hAnsi="Times New Roman" w:cs="Times New Roman"/>
+        </w:rPr>
+      </w:pPr>
+      <w:r>
+        <w:rPr>
+          <w:rFonts w:ascii="Times New Roman" w:hAnsi="Times New Roman" w:cs="Times New Roman"/>
+        </w:rPr>
         <w:t>Else → Print not found</w:t>
       </w:r>
     </w:p>
@@ -1000,14 +1456,26 @@
           <w:ilvl w:val="0"/>
           <w:numId w:val="6"/>
         </w:numPr>
-      </w:pPr>
-      <w:r>
+        <w:rPr>
+          <w:rFonts w:ascii="Times New Roman" w:hAnsi="Times New Roman" w:cs="Times New Roman"/>
+        </w:rPr>
+      </w:pPr>
+      <w:r>
+        <w:rPr>
+          <w:rFonts w:ascii="Times New Roman" w:hAnsi="Times New Roman" w:cs="Times New Roman"/>
+        </w:rPr>
         <w:t>Stop</w:t>
       </w:r>
     </w:p>
     <w:p>
-      <w:r>
-        <w:rPr>
+      <w:pPr>
+        <w:rPr>
+          <w:rFonts w:ascii="Times New Roman" w:hAnsi="Times New Roman" w:cs="Times New Roman"/>
+        </w:rPr>
+      </w:pPr>
+      <w:r>
+        <w:rPr>
+          <w:rFonts w:ascii="Times New Roman" w:hAnsi="Times New Roman" w:cs="Times New Roman"/>
           <w:b/>
           <w:bCs/>
         </w:rPr>
@@ -1023,6 +1491,7 @@
       </w:r>
       <w:r>
         <w:rPr>
+          <w:rFonts w:ascii="Times New Roman" w:hAnsi="Times New Roman" w:cs="Times New Roman"/>
           <w:b/>
           <w:bCs/>
         </w:rPr>
@@ -1032,12 +1501,14 @@
     <w:p>
       <w:pPr>
         <w:rPr>
-          <w:b/>
-          <w:bCs/>
-        </w:rPr>
-      </w:pPr>
-      <w:r>
-        <w:rPr>
+          <w:rFonts w:ascii="Times New Roman" w:hAnsi="Times New Roman" w:cs="Times New Roman"/>
+          <w:b/>
+          <w:bCs/>
+        </w:rPr>
+      </w:pPr>
+      <w:r>
+        <w:rPr>
+          <w:rFonts w:ascii="Times New Roman" w:hAnsi="Times New Roman" w:cs="Times New Roman"/>
           <w:b/>
           <w:bCs/>
         </w:rPr>
@@ -1045,27 +1516,43 @@
       </w:r>
     </w:p>
     <w:p>
-      <w:r>
+      <w:pPr>
+        <w:rPr>
+          <w:rFonts w:ascii="Times New Roman" w:hAnsi="Times New Roman" w:cs="Times New Roman"/>
+        </w:rPr>
+      </w:pPr>
+      <w:r>
+        <w:rPr>
+          <w:rFonts w:ascii="Times New Roman" w:hAnsi="Times New Roman" w:cs="Times New Roman"/>
+        </w:rPr>
         <w:t xml:space="preserve">name = </w:t>
       </w:r>
       <w:proofErr w:type="gramStart"/>
       <w:r>
+        <w:rPr>
+          <w:rFonts w:ascii="Times New Roman" w:hAnsi="Times New Roman" w:cs="Times New Roman"/>
+        </w:rPr>
         <w:t>input(</w:t>
       </w:r>
       <w:proofErr w:type="gramEnd"/>
       <w:r>
+        <w:rPr>
+          <w:rFonts w:ascii="Times New Roman" w:hAnsi="Times New Roman" w:cs="Times New Roman"/>
+        </w:rPr>
         <w:t>"Enter Name: ")</w:t>
       </w:r>
     </w:p>
     <w:p>
       <w:pPr>
         <w:rPr>
-          <w:b/>
-          <w:bCs/>
-        </w:rPr>
-      </w:pPr>
-      <w:r>
-        <w:rPr>
+          <w:rFonts w:ascii="Times New Roman" w:hAnsi="Times New Roman" w:cs="Times New Roman"/>
+          <w:b/>
+          <w:bCs/>
+        </w:rPr>
+      </w:pPr>
+      <w:r>
+        <w:rPr>
+          <w:rFonts w:ascii="Times New Roman" w:hAnsi="Times New Roman" w:cs="Times New Roman"/>
           <w:b/>
           <w:bCs/>
         </w:rPr>
@@ -1073,19 +1560,29 @@
       </w:r>
     </w:p>
     <w:p>
-      <w:r>
+      <w:pPr>
+        <w:rPr>
+          <w:rFonts w:ascii="Times New Roman" w:hAnsi="Times New Roman" w:cs="Times New Roman"/>
+        </w:rPr>
+      </w:pPr>
+      <w:r>
+        <w:rPr>
+          <w:rFonts w:ascii="Times New Roman" w:hAnsi="Times New Roman" w:cs="Times New Roman"/>
+        </w:rPr>
         <w:t>if choice == "1":</w:t>
       </w:r>
     </w:p>
     <w:p>
       <w:pPr>
         <w:rPr>
-          <w:b/>
-          <w:bCs/>
-        </w:rPr>
-      </w:pPr>
-      <w:r>
-        <w:rPr>
+          <w:rFonts w:ascii="Times New Roman" w:hAnsi="Times New Roman" w:cs="Times New Roman"/>
+          <w:b/>
+          <w:bCs/>
+        </w:rPr>
+      </w:pPr>
+      <w:r>
+        <w:rPr>
+          <w:rFonts w:ascii="Times New Roman" w:hAnsi="Times New Roman" w:cs="Times New Roman"/>
           <w:b/>
           <w:bCs/>
         </w:rPr>
@@ -1093,19 +1590,29 @@
       </w:r>
     </w:p>
     <w:p>
-      <w:r>
+      <w:pPr>
+        <w:rPr>
+          <w:rFonts w:ascii="Times New Roman" w:hAnsi="Times New Roman" w:cs="Times New Roman"/>
+        </w:rPr>
+      </w:pPr>
+      <w:r>
+        <w:rPr>
+          <w:rFonts w:ascii="Times New Roman" w:hAnsi="Times New Roman" w:cs="Times New Roman"/>
+        </w:rPr>
         <w:t>while True:</w:t>
       </w:r>
     </w:p>
     <w:p>
       <w:pPr>
         <w:rPr>
-          <w:b/>
-          <w:bCs/>
-        </w:rPr>
-      </w:pPr>
-      <w:r>
-        <w:rPr>
+          <w:rFonts w:ascii="Times New Roman" w:hAnsi="Times New Roman" w:cs="Times New Roman"/>
+          <w:b/>
+          <w:bCs/>
+        </w:rPr>
+      </w:pPr>
+      <w:r>
+        <w:rPr>
+          <w:rFonts w:ascii="Times New Roman" w:hAnsi="Times New Roman" w:cs="Times New Roman"/>
           <w:b/>
           <w:bCs/>
         </w:rPr>
@@ -1113,21 +1620,41 @@
       </w:r>
     </w:p>
     <w:p>
-      <w:r>
+      <w:pPr>
+        <w:rPr>
+          <w:rFonts w:ascii="Times New Roman" w:hAnsi="Times New Roman" w:cs="Times New Roman"/>
+        </w:rPr>
+      </w:pPr>
+      <w:r>
+        <w:rPr>
+          <w:rFonts w:ascii="Times New Roman" w:hAnsi="Times New Roman" w:cs="Times New Roman"/>
+        </w:rPr>
         <w:t xml:space="preserve">with </w:t>
       </w:r>
       <w:proofErr w:type="gramStart"/>
       <w:r>
+        <w:rPr>
+          <w:rFonts w:ascii="Times New Roman" w:hAnsi="Times New Roman" w:cs="Times New Roman"/>
+        </w:rPr>
         <w:t>open(</w:t>
       </w:r>
       <w:proofErr w:type="gramEnd"/>
       <w:r>
+        <w:rPr>
+          <w:rFonts w:ascii="Times New Roman" w:hAnsi="Times New Roman" w:cs="Times New Roman"/>
+        </w:rPr>
         <w:t>"contacts.txt", "a") as file:</w:t>
       </w:r>
     </w:p>
     <w:p>
-      <w:r>
-        <w:rPr>
+      <w:pPr>
+        <w:rPr>
+          <w:rFonts w:ascii="Times New Roman" w:hAnsi="Times New Roman" w:cs="Times New Roman"/>
+        </w:rPr>
+      </w:pPr>
+      <w:r>
+        <w:rPr>
+          <w:rFonts w:ascii="Times New Roman" w:hAnsi="Times New Roman" w:cs="Times New Roman"/>
           <w:b/>
           <w:bCs/>
         </w:rPr>
@@ -1143,6 +1670,7 @@
       </w:r>
       <w:r>
         <w:rPr>
+          <w:rFonts w:ascii="Times New Roman" w:hAnsi="Times New Roman" w:cs="Times New Roman"/>
           <w:b/>
           <w:bCs/>
         </w:rPr>
@@ -1155,8 +1683,14 @@
           <w:ilvl w:val="0"/>
           <w:numId w:val="7"/>
         </w:numPr>
-      </w:pPr>
-      <w:r>
+        <w:rPr>
+          <w:rFonts w:ascii="Times New Roman" w:hAnsi="Times New Roman" w:cs="Times New Roman"/>
+        </w:rPr>
+      </w:pPr>
+      <w:r>
+        <w:rPr>
+          <w:rFonts w:ascii="Times New Roman" w:hAnsi="Times New Roman" w:cs="Times New Roman"/>
+        </w:rPr>
         <w:t>Delete contact</w:t>
       </w:r>
     </w:p>
@@ -1166,8 +1700,14 @@
           <w:ilvl w:val="0"/>
           <w:numId w:val="7"/>
         </w:numPr>
-      </w:pPr>
-      <w:r>
+        <w:rPr>
+          <w:rFonts w:ascii="Times New Roman" w:hAnsi="Times New Roman" w:cs="Times New Roman"/>
+        </w:rPr>
+      </w:pPr>
+      <w:r>
+        <w:rPr>
+          <w:rFonts w:ascii="Times New Roman" w:hAnsi="Times New Roman" w:cs="Times New Roman"/>
+        </w:rPr>
         <w:t>Update contact</w:t>
       </w:r>
     </w:p>
@@ -1177,8 +1717,14 @@
           <w:ilvl w:val="0"/>
           <w:numId w:val="7"/>
         </w:numPr>
-      </w:pPr>
-      <w:r>
+        <w:rPr>
+          <w:rFonts w:ascii="Times New Roman" w:hAnsi="Times New Roman" w:cs="Times New Roman"/>
+        </w:rPr>
+      </w:pPr>
+      <w:r>
+        <w:rPr>
+          <w:rFonts w:ascii="Times New Roman" w:hAnsi="Times New Roman" w:cs="Times New Roman"/>
+        </w:rPr>
         <w:t>Store data in JSON</w:t>
       </w:r>
     </w:p>
@@ -1188,8 +1734,14 @@
           <w:ilvl w:val="0"/>
           <w:numId w:val="7"/>
         </w:numPr>
-      </w:pPr>
-      <w:r>
+        <w:rPr>
+          <w:rFonts w:ascii="Times New Roman" w:hAnsi="Times New Roman" w:cs="Times New Roman"/>
+        </w:rPr>
+      </w:pPr>
+      <w:r>
+        <w:rPr>
+          <w:rFonts w:ascii="Times New Roman" w:hAnsi="Times New Roman" w:cs="Times New Roman"/>
+        </w:rPr>
         <w:t>Add exception handling</w:t>
       </w:r>
     </w:p>
@@ -1199,12 +1751,21 @@
           <w:ilvl w:val="0"/>
           <w:numId w:val="7"/>
         </w:numPr>
-      </w:pPr>
-      <w:r>
+        <w:rPr>
+          <w:rFonts w:ascii="Times New Roman" w:hAnsi="Times New Roman" w:cs="Times New Roman"/>
+        </w:rPr>
+      </w:pPr>
+      <w:r>
+        <w:rPr>
+          <w:rFonts w:ascii="Times New Roman" w:hAnsi="Times New Roman" w:cs="Times New Roman"/>
+        </w:rPr>
         <w:t xml:space="preserve">Convert into GUI using </w:t>
       </w:r>
       <w:proofErr w:type="spellStart"/>
       <w:r>
+        <w:rPr>
+          <w:rFonts w:ascii="Times New Roman" w:hAnsi="Times New Roman" w:cs="Times New Roman"/>
+        </w:rPr>
         <w:t>Tkinter</w:t>
       </w:r>
       <w:proofErr w:type="spellEnd"/>
@@ -1215,47 +1776,84 @@
           <w:ilvl w:val="0"/>
           <w:numId w:val="7"/>
         </w:numPr>
-      </w:pPr>
-      <w:r>
+        <w:rPr>
+          <w:rFonts w:ascii="Times New Roman" w:hAnsi="Times New Roman" w:cs="Times New Roman"/>
+        </w:rPr>
+      </w:pPr>
+      <w:r>
+        <w:rPr>
+          <w:rFonts w:ascii="Times New Roman" w:hAnsi="Times New Roman" w:cs="Times New Roman"/>
+        </w:rPr>
         <w:t>Convert into Web App using Django</w:t>
       </w:r>
     </w:p>
     <w:p>
+      <w:pPr>
+        <w:rPr>
+          <w:rFonts w:ascii="Times New Roman" w:hAnsi="Times New Roman" w:cs="Times New Roman"/>
+        </w:rPr>
+      </w:pPr>
       <w:r>
         <w:rPr>
           <w:rFonts w:ascii="Segoe UI Emoji" w:hAnsi="Segoe UI Emoji" w:cs="Segoe UI Emoji"/>
           <w:b/>
           <w:bCs/>
         </w:rPr>
+        <w:t>🔟</w:t>
+      </w:r>
+      <w:r>
+        <w:rPr>
+          <w:rFonts w:ascii="Times New Roman" w:hAnsi="Times New Roman" w:cs="Times New Roman"/>
+          <w:b/>
+          <w:bCs/>
+        </w:rPr>
+        <w:t xml:space="preserve"> Conclusion</w:t>
+      </w:r>
+    </w:p>
+    <w:p>
+      <w:pPr>
+        <w:rPr>
+          <w:rFonts w:ascii="Times New Roman" w:hAnsi="Times New Roman" w:cs="Times New Roman"/>
+        </w:rPr>
+      </w:pPr>
+      <w:r>
+        <w:rPr>
+          <w:rFonts w:ascii="Times New Roman" w:hAnsi="Times New Roman" w:cs="Times New Roman"/>
+        </w:rPr>
+        <w:t xml:space="preserve">This project successfully demonstrates all the Python fundamental concepts mentioned in the Month 1 learning document </w:t>
+      </w:r>
+    </w:p>
+    <w:p>
+      <w:pPr>
+        <w:rPr>
+          <w:rFonts w:ascii="Times New Roman" w:hAnsi="Times New Roman" w:cs="Times New Roman"/>
+        </w:rPr>
+      </w:pPr>
+      <w:r>
+        <w:rPr>
+          <w:rFonts w:ascii="Times New Roman" w:hAnsi="Times New Roman" w:cs="Times New Roman"/>
+        </w:rPr>
         <w:lastRenderedPageBreak/>
-        <w:t>🔟</w:t>
-      </w:r>
-      <w:r>
-        <w:rPr>
-          <w:b/>
-          <w:bCs/>
-        </w:rPr>
-        <w:t xml:space="preserve"> Conclusion</w:t>
-      </w:r>
-    </w:p>
-    <w:p>
-      <w:r>
-        <w:t xml:space="preserve">This project successfully demonstrates all the Python fundamental concepts mentioned in the Month 1 learning document </w:t>
-      </w:r>
-    </w:p>
-    <w:p>
-      <w:r>
         <w:t>MONTH 1 PYTHON FUNDAMENTALS</w:t>
       </w:r>
     </w:p>
     <w:p>
-      <w:r>
+      <w:pPr>
+        <w:rPr>
+          <w:rFonts w:ascii="Times New Roman" w:hAnsi="Times New Roman" w:cs="Times New Roman"/>
+        </w:rPr>
+      </w:pPr>
+      <w:r>
+        <w:rPr>
+          <w:rFonts w:ascii="Times New Roman" w:hAnsi="Times New Roman" w:cs="Times New Roman"/>
+        </w:rPr>
         <w:t>and builds a strong base for advanced Python development.</w:t>
       </w:r>
     </w:p>
     <w:p>
       <w:pPr>
         <w:rPr>
+          <w:rFonts w:ascii="Times New Roman" w:hAnsi="Times New Roman" w:cs="Times New Roman"/>
           <w:lang w:val="en-US"/>
         </w:rPr>
       </w:pPr>
@@ -2834,6 +3432,7 @@
   <w:style w:type="character" w:default="1" w:styleId="DefaultParagraphFont">
     <w:name w:val="Default Paragraph Font"/>
     <w:uiPriority w:val="1"/>
+    <w:semiHidden/>
     <w:unhideWhenUsed/>
   </w:style>
   <w:style w:type="table" w:default="1" w:styleId="TableNormal">
